--- a/Paper Setup/comparative evaluation v2.docx
+++ b/Paper Setup/comparative evaluation v2.docx
@@ -3111,6 +3111,225 @@
       <w:r>
         <w:t>5.1 Traveling Salesman Problem (18/18 complete)</w:t>
       </w:r>
+    </w:p>
+    <w:p>
+      <w:pPr>
+        <w:sectPr>
+          <w:type w:val="continuous"/>
+          <w:pgSz w:w="12240" w:h="15840"/>
+          <w:pgMar w:header="0" w:footer="448" w:top="1020" w:bottom="640" w:left="720" w:right="720"/>
+          <w:cols w:num="2" w:space="720"/>
+        </w:sectPr>
+      </w:pPr>
+    </w:p>
+    <w:p>
+      <w:pPr>
+        <w:jc w:val="center"/>
+      </w:pPr>
+      <w:r>
+        <w:drawing>
+          <wp:inline>
+            <wp:extent cx="5669280" cy="3118104"/>
+            <wp:docPr id="1" name="Picture 1"/>
+            <wp:cNvGraphicFramePr>
+              <a:graphicFrameLocks noChangeAspect="1"/>
+            </wp:cNvGraphicFramePr>
+            <a:graphic>
+              <a:graphicData uri="http://schemas.openxmlformats.org/drawingml/2006/picture">
+                <pic:pic>
+                  <pic:nvPicPr>
+                    <pic:cNvPr id="0" name="tsp_gap_by_instance.png"/>
+                    <pic:cNvPicPr/>
+                  </pic:nvPicPr>
+                  <pic:blipFill>
+                    <a:blip r:embed="rId33"/>
+                    <a:stretch>
+                      <a:fillRect/>
+                    </a:stretch>
+                  </pic:blipFill>
+                  <pic:spPr>
+                    <a:xfrm>
+                      <a:off x="0" y="0"/>
+                      <a:ext cx="5669280" cy="3118104"/>
+                    </a:xfrm>
+                    <a:prstGeom prst="rect"/>
+                  </pic:spPr>
+                </pic:pic>
+              </a:graphicData>
+            </a:graphic>
+          </wp:inline>
+        </w:drawing>
+      </w:r>
+    </w:p>
+    <w:p>
+      <w:pPr>
+        <w:pStyle w:val="BodyText"/>
+        <w:jc w:val="center"/>
+      </w:pPr>
+      <w:r>
+        <w:t>Figure 1. TSP best gap to known optimum by instance (30 seeds per algorithm).</w:t>
+      </w:r>
+    </w:p>
+    <w:p>
+      <w:pPr>
+        <w:pStyle w:val="BodyText"/>
+      </w:pPr>
+    </w:p>
+    <w:p>
+      <w:pPr>
+        <w:sectPr>
+          <w:type w:val="continuous"/>
+          <w:pgSz w:w="12240" w:h="15840"/>
+          <w:pgMar w:header="0" w:footer="448" w:top="1020" w:bottom="640" w:left="720" w:right="720"/>
+          <w:cols w:space="720"/>
+        </w:sectPr>
+      </w:pPr>
+    </w:p>
+    <w:p>
+      <w:pPr>
+        <w:sectPr>
+          <w:type w:val="continuous"/>
+          <w:pgSz w:w="12240" w:h="15840"/>
+          <w:pgMar w:header="0" w:footer="448" w:top="1020" w:bottom="640" w:left="720" w:right="720"/>
+          <w:cols w:space="720" w:num="2"/>
+        </w:sectPr>
+      </w:pPr>
+    </w:p>
+    <w:p>
+      <w:pPr>
+        <w:jc w:val="center"/>
+      </w:pPr>
+      <w:r>
+        <w:drawing>
+          <wp:inline>
+            <wp:extent cx="5669280" cy="3118104"/>
+            <wp:docPr id="2" name="Picture 2"/>
+            <wp:cNvGraphicFramePr>
+              <a:graphicFrameLocks noChangeAspect="1"/>
+            </wp:cNvGraphicFramePr>
+            <a:graphic>
+              <a:graphicData uri="http://schemas.openxmlformats.org/drawingml/2006/picture">
+                <pic:pic>
+                  <pic:nvPicPr>
+                    <pic:cNvPr id="0" name="tsp_kroA100_convergence_combined.png"/>
+                    <pic:cNvPicPr/>
+                  </pic:nvPicPr>
+                  <pic:blipFill>
+                    <a:blip r:embed="rId34"/>
+                    <a:stretch>
+                      <a:fillRect/>
+                    </a:stretch>
+                  </pic:blipFill>
+                  <pic:spPr>
+                    <a:xfrm>
+                      <a:off x="0" y="0"/>
+                      <a:ext cx="5669280" cy="3118104"/>
+                    </a:xfrm>
+                    <a:prstGeom prst="rect"/>
+                  </pic:spPr>
+                </pic:pic>
+              </a:graphicData>
+            </a:graphic>
+          </wp:inline>
+        </w:drawing>
+      </w:r>
+    </w:p>
+    <w:p>
+      <w:pPr>
+        <w:pStyle w:val="BodyText"/>
+        <w:jc w:val="center"/>
+      </w:pPr>
+      <w:r>
+        <w:t>Figure 3. Mean TSP convergence on kroA100 (100 cities, 30 seeds per algorithm).</w:t>
+      </w:r>
+    </w:p>
+    <w:p>
+      <w:pPr>
+        <w:pStyle w:val="BodyText"/>
+      </w:pPr>
+    </w:p>
+    <w:p>
+      <w:pPr>
+        <w:sectPr>
+          <w:type w:val="continuous"/>
+          <w:pgSz w:w="12240" w:h="15840"/>
+          <w:pgMar w:header="0" w:footer="448" w:top="1020" w:bottom="640" w:left="720" w:right="720"/>
+          <w:cols w:space="720"/>
+        </w:sectPr>
+      </w:pPr>
+    </w:p>
+    <w:p>
+      <w:pPr>
+        <w:sectPr>
+          <w:type w:val="continuous"/>
+          <w:pgSz w:w="12240" w:h="15840"/>
+          <w:pgMar w:header="0" w:footer="448" w:top="1020" w:bottom="640" w:left="720" w:right="720"/>
+          <w:cols w:space="720" w:num="2"/>
+        </w:sectPr>
+      </w:pPr>
+    </w:p>
+    <w:p>
+      <w:pPr>
+        <w:jc w:val="center"/>
+      </w:pPr>
+      <w:r>
+        <w:drawing>
+          <wp:inline>
+            <wp:extent cx="5669280" cy="5669280"/>
+            <wp:docPr id="3" name="Picture 3"/>
+            <wp:cNvGraphicFramePr>
+              <a:graphicFrameLocks noChangeAspect="1"/>
+            </wp:cNvGraphicFramePr>
+            <a:graphic>
+              <a:graphicData uri="http://schemas.openxmlformats.org/drawingml/2006/picture">
+                <pic:pic>
+                  <pic:nvPicPr>
+                    <pic:cNvPr id="0" name="tsp_route_berlin52_ts.png"/>
+                    <pic:cNvPicPr/>
+                  </pic:nvPicPr>
+                  <pic:blipFill>
+                    <a:blip r:embed="rId35"/>
+                    <a:stretch>
+                      <a:fillRect/>
+                    </a:stretch>
+                  </pic:blipFill>
+                  <pic:spPr>
+                    <a:xfrm>
+                      <a:off x="0" y="0"/>
+                      <a:ext cx="5669280" cy="5669280"/>
+                    </a:xfrm>
+                    <a:prstGeom prst="rect"/>
+                  </pic:spPr>
+                </pic:pic>
+              </a:graphicData>
+            </a:graphic>
+          </wp:inline>
+        </w:drawing>
+      </w:r>
+    </w:p>
+    <w:p>
+      <w:pPr>
+        <w:pStyle w:val="BodyText"/>
+        <w:jc w:val="center"/>
+      </w:pPr>
+      <w:r>
+        <w:t>Figure 9. Best TSP route on berlin52 (Tabu Search).</w:t>
+      </w:r>
+    </w:p>
+    <w:p>
+      <w:pPr>
+        <w:pStyle w:val="BodyText"/>
+      </w:pPr>
+    </w:p>
+    <w:p>
+      <w:pPr>
+        <w:sectPr>
+          <w:type w:val="continuous"/>
+          <w:pgSz w:w="12240" w:h="15840"/>
+          <w:pgMar w:header="0" w:footer="448" w:top="1020" w:bottom="640" w:left="720" w:right="720"/>
+          <w:cols w:space="720"/>
+        </w:sectPr>
+      </w:pPr>
     </w:p>
     <w:p>
       <w:pPr>
@@ -4040,6 +4259,298 @@
     </w:p>
     <w:p>
       <w:pPr>
+        <w:sectPr>
+          <w:type w:val="continuous"/>
+          <w:pgSz w:w="12240" w:h="15840"/>
+          <w:pgMar w:header="0" w:footer="448" w:top="1020" w:bottom="640" w:left="720" w:right="720"/>
+          <w:cols w:space="720" w:num="2"/>
+        </w:sectPr>
+      </w:pPr>
+    </w:p>
+    <w:p>
+      <w:pPr>
+        <w:jc w:val="center"/>
+      </w:pPr>
+      <w:r>
+        <w:drawing>
+          <wp:inline>
+            <wp:extent cx="5669280" cy="3118104"/>
+            <wp:docPr id="4" name="Picture 4"/>
+            <wp:cNvGraphicFramePr>
+              <a:graphicFrameLocks noChangeAspect="1"/>
+            </wp:cNvGraphicFramePr>
+            <a:graphic>
+              <a:graphicData uri="http://schemas.openxmlformats.org/drawingml/2006/picture">
+                <pic:pic>
+                  <pic:nvPicPr>
+                    <pic:cNvPr id="0" name="jsp_gap_by_instance.png"/>
+                    <pic:cNvPicPr/>
+                  </pic:nvPicPr>
+                  <pic:blipFill>
+                    <a:blip r:embed="rId36"/>
+                    <a:stretch>
+                      <a:fillRect/>
+                    </a:stretch>
+                  </pic:blipFill>
+                  <pic:spPr>
+                    <a:xfrm>
+                      <a:off x="0" y="0"/>
+                      <a:ext cx="5669280" cy="3118104"/>
+                    </a:xfrm>
+                    <a:prstGeom prst="rect"/>
+                  </pic:spPr>
+                </pic:pic>
+              </a:graphicData>
+            </a:graphic>
+          </wp:inline>
+        </w:drawing>
+      </w:r>
+    </w:p>
+    <w:p>
+      <w:pPr>
+        <w:pStyle w:val="BodyText"/>
+        <w:jc w:val="center"/>
+      </w:pPr>
+      <w:r>
+        <w:t>Figure 4. JSP best gap to best known makespan by instance.</w:t>
+      </w:r>
+    </w:p>
+    <w:p>
+      <w:pPr>
+        <w:pStyle w:val="BodyText"/>
+      </w:pPr>
+    </w:p>
+    <w:p>
+      <w:pPr>
+        <w:sectPr>
+          <w:type w:val="continuous"/>
+          <w:pgSz w:w="12240" w:h="15840"/>
+          <w:pgMar w:header="0" w:footer="448" w:top="1020" w:bottom="640" w:left="720" w:right="720"/>
+          <w:cols w:space="720"/>
+        </w:sectPr>
+      </w:pPr>
+    </w:p>
+    <w:p>
+      <w:pPr>
+        <w:sectPr>
+          <w:type w:val="continuous"/>
+          <w:pgSz w:w="12240" w:h="15840"/>
+          <w:pgMar w:header="0" w:footer="448" w:top="1020" w:bottom="640" w:left="720" w:right="720"/>
+          <w:cols w:space="720" w:num="2"/>
+        </w:sectPr>
+      </w:pPr>
+    </w:p>
+    <w:p>
+      <w:pPr>
+        <w:jc w:val="center"/>
+      </w:pPr>
+      <w:r>
+        <w:drawing>
+          <wp:inline>
+            <wp:extent cx="5669280" cy="3118104"/>
+            <wp:docPr id="5" name="Picture 5"/>
+            <wp:cNvGraphicFramePr>
+              <a:graphicFrameLocks noChangeAspect="1"/>
+            </wp:cNvGraphicFramePr>
+            <a:graphic>
+              <a:graphicData uri="http://schemas.openxmlformats.org/drawingml/2006/picture">
+                <pic:pic>
+                  <pic:nvPicPr>
+                    <pic:cNvPr id="0" name="jsp_gap_scalability.png"/>
+                    <pic:cNvPicPr/>
+                  </pic:nvPicPr>
+                  <pic:blipFill>
+                    <a:blip r:embed="rId37"/>
+                    <a:stretch>
+                      <a:fillRect/>
+                    </a:stretch>
+                  </pic:blipFill>
+                  <pic:spPr>
+                    <a:xfrm>
+                      <a:off x="0" y="0"/>
+                      <a:ext cx="5669280" cy="3118104"/>
+                    </a:xfrm>
+                    <a:prstGeom prst="rect"/>
+                  </pic:spPr>
+                </pic:pic>
+              </a:graphicData>
+            </a:graphic>
+          </wp:inline>
+        </w:drawing>
+      </w:r>
+    </w:p>
+    <w:p>
+      <w:pPr>
+        <w:pStyle w:val="BodyText"/>
+        <w:jc w:val="center"/>
+      </w:pPr>
+      <w:r>
+        <w:t>Figure 5. JSP best gap vs problem size.</w:t>
+      </w:r>
+    </w:p>
+    <w:p>
+      <w:pPr>
+        <w:pStyle w:val="BodyText"/>
+      </w:pPr>
+    </w:p>
+    <w:p>
+      <w:pPr>
+        <w:sectPr>
+          <w:type w:val="continuous"/>
+          <w:pgSz w:w="12240" w:h="15840"/>
+          <w:pgMar w:header="0" w:footer="448" w:top="1020" w:bottom="640" w:left="720" w:right="720"/>
+          <w:cols w:space="720"/>
+        </w:sectPr>
+      </w:pPr>
+    </w:p>
+    <w:p>
+      <w:pPr>
+        <w:sectPr>
+          <w:type w:val="continuous"/>
+          <w:pgSz w:w="12240" w:h="15840"/>
+          <w:pgMar w:header="0" w:footer="448" w:top="1020" w:bottom="640" w:left="720" w:right="720"/>
+          <w:cols w:space="720" w:num="2"/>
+        </w:sectPr>
+      </w:pPr>
+    </w:p>
+    <w:p>
+      <w:pPr>
+        <w:jc w:val="center"/>
+      </w:pPr>
+      <w:r>
+        <w:drawing>
+          <wp:inline>
+            <wp:extent cx="5669280" cy="3118104"/>
+            <wp:docPr id="6" name="Picture 6"/>
+            <wp:cNvGraphicFramePr>
+              <a:graphicFrameLocks noChangeAspect="1"/>
+            </wp:cNvGraphicFramePr>
+            <a:graphic>
+              <a:graphicData uri="http://schemas.openxmlformats.org/drawingml/2006/picture">
+                <pic:pic>
+                  <pic:nvPicPr>
+                    <pic:cNvPr id="0" name="jsp_ta22_convergence_combined.png"/>
+                    <pic:cNvPicPr/>
+                  </pic:nvPicPr>
+                  <pic:blipFill>
+                    <a:blip r:embed="rId38"/>
+                    <a:stretch>
+                      <a:fillRect/>
+                    </a:stretch>
+                  </pic:blipFill>
+                  <pic:spPr>
+                    <a:xfrm>
+                      <a:off x="0" y="0"/>
+                      <a:ext cx="5669280" cy="3118104"/>
+                    </a:xfrm>
+                    <a:prstGeom prst="rect"/>
+                  </pic:spPr>
+                </pic:pic>
+              </a:graphicData>
+            </a:graphic>
+          </wp:inline>
+        </w:drawing>
+      </w:r>
+    </w:p>
+    <w:p>
+      <w:pPr>
+        <w:pStyle w:val="BodyText"/>
+        <w:jc w:val="center"/>
+      </w:pPr>
+      <w:r>
+        <w:t>Figure 6. Mean JSP convergence on ta22 (20×20, 30 seeds per algorithm).</w:t>
+      </w:r>
+    </w:p>
+    <w:p>
+      <w:pPr>
+        <w:pStyle w:val="BodyText"/>
+      </w:pPr>
+    </w:p>
+    <w:p>
+      <w:pPr>
+        <w:sectPr>
+          <w:type w:val="continuous"/>
+          <w:pgSz w:w="12240" w:h="15840"/>
+          <w:pgMar w:header="0" w:footer="448" w:top="1020" w:bottom="640" w:left="720" w:right="720"/>
+          <w:cols w:space="720"/>
+        </w:sectPr>
+      </w:pPr>
+    </w:p>
+    <w:p>
+      <w:pPr>
+        <w:sectPr>
+          <w:type w:val="continuous"/>
+          <w:pgSz w:w="12240" w:h="15840"/>
+          <w:pgMar w:header="0" w:footer="448" w:top="1020" w:bottom="640" w:left="720" w:right="720"/>
+          <w:cols w:space="720" w:num="2"/>
+        </w:sectPr>
+      </w:pPr>
+    </w:p>
+    <w:p>
+      <w:pPr>
+        <w:jc w:val="center"/>
+      </w:pPr>
+      <w:r>
+        <w:drawing>
+          <wp:inline>
+            <wp:extent cx="5669280" cy="3968496"/>
+            <wp:docPr id="7" name="Picture 7"/>
+            <wp:cNvGraphicFramePr>
+              <a:graphicFrameLocks noChangeAspect="1"/>
+            </wp:cNvGraphicFramePr>
+            <a:graphic>
+              <a:graphicData uri="http://schemas.openxmlformats.org/drawingml/2006/picture">
+                <pic:pic>
+                  <pic:nvPicPr>
+                    <pic:cNvPr id="0" name="jsp_gantt_ta22_ts.png"/>
+                    <pic:cNvPicPr/>
+                  </pic:nvPicPr>
+                  <pic:blipFill>
+                    <a:blip r:embed="rId39"/>
+                    <a:stretch>
+                      <a:fillRect/>
+                    </a:stretch>
+                  </pic:blipFill>
+                  <pic:spPr>
+                    <a:xfrm>
+                      <a:off x="0" y="0"/>
+                      <a:ext cx="5669280" cy="3968496"/>
+                    </a:xfrm>
+                    <a:prstGeom prst="rect"/>
+                  </pic:spPr>
+                </pic:pic>
+              </a:graphicData>
+            </a:graphic>
+          </wp:inline>
+        </w:drawing>
+      </w:r>
+    </w:p>
+    <w:p>
+      <w:pPr>
+        <w:pStyle w:val="BodyText"/>
+        <w:jc w:val="center"/>
+      </w:pPr>
+      <w:r>
+        <w:t>Figure 10. Best JSP schedule on ta22 (Tabu Search).</w:t>
+      </w:r>
+    </w:p>
+    <w:p>
+      <w:pPr>
+        <w:pStyle w:val="BodyText"/>
+      </w:pPr>
+    </w:p>
+    <w:p>
+      <w:pPr>
+        <w:sectPr>
+          <w:type w:val="continuous"/>
+          <w:pgSz w:w="12240" w:h="15840"/>
+          <w:pgMar w:header="0" w:footer="448" w:top="1020" w:bottom="640" w:left="720" w:right="720"/>
+          <w:cols w:space="720"/>
+        </w:sectPr>
+      </w:pPr>
+    </w:p>
+    <w:p>
+      <w:pPr>
         <w:pStyle w:val="BodyText"/>
       </w:pPr>
       <w:r>
@@ -4841,6 +5352,225 @@
     </w:p>
     <w:p>
       <w:pPr>
+        <w:sectPr>
+          <w:type w:val="continuous"/>
+          <w:pgSz w:w="12240" w:h="15840"/>
+          <w:pgMar w:header="0" w:footer="448" w:top="1020" w:bottom="640" w:left="720" w:right="720"/>
+          <w:cols w:space="720" w:num="2"/>
+        </w:sectPr>
+      </w:pPr>
+    </w:p>
+    <w:p>
+      <w:pPr>
+        <w:jc w:val="center"/>
+      </w:pPr>
+      <w:r>
+        <w:drawing>
+          <wp:inline>
+            <wp:extent cx="5669280" cy="3118104"/>
+            <wp:docPr id="8" name="Picture 8"/>
+            <wp:cNvGraphicFramePr>
+              <a:graphicFrameLocks noChangeAspect="1"/>
+            </wp:cNvGraphicFramePr>
+            <a:graphic>
+              <a:graphicData uri="http://schemas.openxmlformats.org/drawingml/2006/picture">
+                <pic:pic>
+                  <pic:nvPicPr>
+                    <pic:cNvPr id="0" name="fs_best_objective_by_dataset.png"/>
+                    <pic:cNvPicPr/>
+                  </pic:nvPicPr>
+                  <pic:blipFill>
+                    <a:blip r:embed="rId40"/>
+                    <a:stretch>
+                      <a:fillRect/>
+                    </a:stretch>
+                  </pic:blipFill>
+                  <pic:spPr>
+                    <a:xfrm>
+                      <a:off x="0" y="0"/>
+                      <a:ext cx="5669280" cy="3118104"/>
+                    </a:xfrm>
+                    <a:prstGeom prst="rect"/>
+                  </pic:spPr>
+                </pic:pic>
+              </a:graphicData>
+            </a:graphic>
+          </wp:inline>
+        </w:drawing>
+      </w:r>
+    </w:p>
+    <w:p>
+      <w:pPr>
+        <w:pStyle w:val="BodyText"/>
+        <w:jc w:val="center"/>
+      </w:pPr>
+      <w:r>
+        <w:t>Figure 7. Feature selection best wrapper objective by dataset (lower is better).</w:t>
+      </w:r>
+    </w:p>
+    <w:p>
+      <w:pPr>
+        <w:pStyle w:val="BodyText"/>
+      </w:pPr>
+    </w:p>
+    <w:p>
+      <w:pPr>
+        <w:sectPr>
+          <w:type w:val="continuous"/>
+          <w:pgSz w:w="12240" w:h="15840"/>
+          <w:pgMar w:header="0" w:footer="448" w:top="1020" w:bottom="640" w:left="720" w:right="720"/>
+          <w:cols w:space="720"/>
+        </w:sectPr>
+      </w:pPr>
+    </w:p>
+    <w:p>
+      <w:pPr>
+        <w:sectPr>
+          <w:type w:val="continuous"/>
+          <w:pgSz w:w="12240" w:h="15840"/>
+          <w:pgMar w:header="0" w:footer="448" w:top="1020" w:bottom="640" w:left="720" w:right="720"/>
+          <w:cols w:space="720" w:num="2"/>
+        </w:sectPr>
+      </w:pPr>
+    </w:p>
+    <w:p>
+      <w:pPr>
+        <w:jc w:val="center"/>
+      </w:pPr>
+      <w:r>
+        <w:drawing>
+          <wp:inline>
+            <wp:extent cx="5669280" cy="3118104"/>
+            <wp:docPr id="9" name="Picture 9"/>
+            <wp:cNvGraphicFramePr>
+              <a:graphicFrameLocks noChangeAspect="1"/>
+            </wp:cNvGraphicFramePr>
+            <a:graphic>
+              <a:graphicData uri="http://schemas.openxmlformats.org/drawingml/2006/picture">
+                <pic:pic>
+                  <pic:nvPicPr>
+                    <pic:cNvPr id="0" name="fs_breastew_convergence_combined.png"/>
+                    <pic:cNvPicPr/>
+                  </pic:nvPicPr>
+                  <pic:blipFill>
+                    <a:blip r:embed="rId41"/>
+                    <a:stretch>
+                      <a:fillRect/>
+                    </a:stretch>
+                  </pic:blipFill>
+                  <pic:spPr>
+                    <a:xfrm>
+                      <a:off x="0" y="0"/>
+                      <a:ext cx="5669280" cy="3118104"/>
+                    </a:xfrm>
+                    <a:prstGeom prst="rect"/>
+                  </pic:spPr>
+                </pic:pic>
+              </a:graphicData>
+            </a:graphic>
+          </wp:inline>
+        </w:drawing>
+      </w:r>
+    </w:p>
+    <w:p>
+      <w:pPr>
+        <w:pStyle w:val="BodyText"/>
+        <w:jc w:val="center"/>
+      </w:pPr>
+      <w:r>
+        <w:t>Figure 8. Mean feature-selection convergence on BreastEW (30 seeds per algorithm).</w:t>
+      </w:r>
+    </w:p>
+    <w:p>
+      <w:pPr>
+        <w:pStyle w:val="BodyText"/>
+      </w:pPr>
+    </w:p>
+    <w:p>
+      <w:pPr>
+        <w:sectPr>
+          <w:type w:val="continuous"/>
+          <w:pgSz w:w="12240" w:h="15840"/>
+          <w:pgMar w:header="0" w:footer="448" w:top="1020" w:bottom="640" w:left="720" w:right="720"/>
+          <w:cols w:space="720"/>
+        </w:sectPr>
+      </w:pPr>
+    </w:p>
+    <w:p>
+      <w:pPr>
+        <w:sectPr>
+          <w:type w:val="continuous"/>
+          <w:pgSz w:w="12240" w:h="15840"/>
+          <w:pgMar w:header="0" w:footer="448" w:top="1020" w:bottom="640" w:left="720" w:right="720"/>
+          <w:cols w:space="720" w:num="2"/>
+        </w:sectPr>
+      </w:pPr>
+    </w:p>
+    <w:p>
+      <w:pPr>
+        <w:jc w:val="center"/>
+      </w:pPr>
+      <w:r>
+        <w:drawing>
+          <wp:inline>
+            <wp:extent cx="5669280" cy="2834640"/>
+            <wp:docPr id="10" name="Picture 10"/>
+            <wp:cNvGraphicFramePr>
+              <a:graphicFrameLocks noChangeAspect="1"/>
+            </wp:cNvGraphicFramePr>
+            <a:graphic>
+              <a:graphicData uri="http://schemas.openxmlformats.org/drawingml/2006/picture">
+                <pic:pic>
+                  <pic:nvPicPr>
+                    <pic:cNvPr id="0" name="fs_features_breastew_ts.png"/>
+                    <pic:cNvPicPr/>
+                  </pic:nvPicPr>
+                  <pic:blipFill>
+                    <a:blip r:embed="rId42"/>
+                    <a:stretch>
+                      <a:fillRect/>
+                    </a:stretch>
+                  </pic:blipFill>
+                  <pic:spPr>
+                    <a:xfrm>
+                      <a:off x="0" y="0"/>
+                      <a:ext cx="5669280" cy="2834640"/>
+                    </a:xfrm>
+                    <a:prstGeom prst="rect"/>
+                  </pic:spPr>
+                </pic:pic>
+              </a:graphicData>
+            </a:graphic>
+          </wp:inline>
+        </w:drawing>
+      </w:r>
+    </w:p>
+    <w:p>
+      <w:pPr>
+        <w:pStyle w:val="BodyText"/>
+        <w:jc w:val="center"/>
+      </w:pPr>
+      <w:r>
+        <w:t>Figure 11. Selected features on BreastEW (Tabu Search best run).</w:t>
+      </w:r>
+    </w:p>
+    <w:p>
+      <w:pPr>
+        <w:pStyle w:val="BodyText"/>
+      </w:pPr>
+    </w:p>
+    <w:p>
+      <w:pPr>
+        <w:sectPr>
+          <w:type w:val="continuous"/>
+          <w:pgSz w:w="12240" w:h="15840"/>
+          <w:pgMar w:header="0" w:footer="448" w:top="1020" w:bottom="640" w:left="720" w:right="720"/>
+          <w:cols w:space="720"/>
+        </w:sectPr>
+      </w:pPr>
+    </w:p>
+    <w:p>
+      <w:pPr>
         <w:pStyle w:val="BodyText"/>
       </w:pPr>
       <w:r>
@@ -7654,7 +8384,7 @@
       <w:type w:val="continuous"/>
       <w:pgSz w:w="12240" w:h="15840"/>
       <w:pgMar w:header="0" w:footer="448" w:top="1020" w:bottom="640" w:left="720" w:right="720"/>
-      <w:cols w:num="2" w:space="720"/>
+      <w:cols w:space="720" w:num="2"/>
     </w:sectPr>
   </w:body>
 </w:document>
